--- a/docs/project/report/chapters/NutriGuideAI_Abstract_Ch1_Ch2.docx
+++ b/docs/project/report/chapters/NutriGuideAI_Abstract_Ch1_Ch2.docx
@@ -6,14 +6,15 @@
       <w:pPr>
         <w:pStyle w:val="Heading1"/>
         <w:bidi/>
+        <w:jc w:val="right"/>
       </w:pPr>
       <w:r>
         <w:rPr>
           <w:rFonts w:ascii="Simplified Arabic" w:hAnsi="Simplified Arabic" w:cs="Simplified Arabic" w:eastAsia="Simplified Arabic"/>
           <w:b/>
-          <w:bCs/>
           <w:i w:val="0"/>
           <w:sz w:val="40"/>
+          <w:bCs/>
           <w:szCs w:val="40"/>
           <w:rtl/>
         </w:rPr>
@@ -58,13 +59,12 @@
       <w:pPr>
         <w:sectPr>
           <w:footerReference w:type="default" r:id="rId9"/>
-          <w:headerReference w:type="default" r:id="rId14"/>
           <w:pgSz w:w="11906" w:h="16838"/>
           <w:pgMar w:top="1417" w:right="1701" w:bottom="1417" w:left="1134" w:header="720" w:footer="720" w:gutter="0"/>
+          <w:cols w:space="720"/>
+          <w:docGrid w:linePitch="360"/>
           <w:pgNumType w:fmt="upperRoman" w:start="2"/>
-          <w:cols w:space="720"/>
           <w:bidi/>
-          <w:docGrid w:linePitch="360"/>
         </w:sectPr>
       </w:pPr>
     </w:p>
@@ -78,9 +78,9 @@
         <w:rPr>
           <w:rFonts w:ascii="Times New Roman" w:hAnsi="Times New Roman" w:cs="Times New Roman" w:eastAsia="Times New Roman"/>
           <w:b/>
-          <w:bCs/>
           <w:i w:val="0"/>
           <w:sz w:val="36"/>
+          <w:bCs/>
           <w:szCs w:val="36"/>
         </w:rPr>
         <w:t>Abstract</w:t>
@@ -124,10 +124,10 @@
           <w:footerReference w:type="default" r:id="rId10"/>
           <w:pgSz w:w="11906" w:h="16838"/>
           <w:pgMar w:top="1417" w:right="1134" w:bottom="1417" w:left="1701" w:header="720" w:footer="720" w:gutter="0"/>
+          <w:cols w:space="720"/>
+          <w:docGrid w:linePitch="360"/>
+          <w:bidi/>
           <w:pgNumType w:fmt="upperRoman"/>
-          <w:cols w:space="720"/>
-          <w:bidi/>
-          <w:docGrid w:linePitch="360"/>
         </w:sectPr>
       </w:pPr>
     </w:p>
@@ -197,9 +197,9 @@
         <w:rPr>
           <w:rFonts w:ascii="Simplified Arabic" w:hAnsi="Simplified Arabic" w:cs="Simplified Arabic" w:eastAsia="Simplified Arabic"/>
           <w:b/>
-          <w:bCs/>
           <w:i w:val="0"/>
           <w:sz w:val="56"/>
+          <w:bCs/>
           <w:szCs w:val="56"/>
           <w:rtl/>
         </w:rPr>
@@ -212,9 +212,9 @@
         <w:rPr>
           <w:rFonts w:ascii="Simplified Arabic" w:hAnsi="Simplified Arabic" w:cs="Simplified Arabic" w:eastAsia="Simplified Arabic"/>
           <w:b/>
-          <w:bCs/>
           <w:i w:val="0"/>
           <w:sz w:val="56"/>
+          <w:bCs/>
           <w:szCs w:val="56"/>
           <w:rtl/>
         </w:rPr>
@@ -230,14 +230,15 @@
       <w:pPr>
         <w:pStyle w:val="Heading2"/>
         <w:bidi/>
+        <w:jc w:val="right"/>
       </w:pPr>
       <w:r>
         <w:rPr>
           <w:rFonts w:ascii="Simplified Arabic" w:hAnsi="Simplified Arabic" w:cs="Simplified Arabic" w:eastAsia="Simplified Arabic"/>
           <w:b/>
-          <w:bCs/>
           <w:i w:val="0"/>
           <w:sz w:val="32"/>
+          <w:bCs/>
           <w:szCs w:val="32"/>
           <w:rtl/>
         </w:rPr>
@@ -421,14 +422,15 @@
       <w:pPr>
         <w:pStyle w:val="Heading2"/>
         <w:bidi/>
+        <w:jc w:val="right"/>
       </w:pPr>
       <w:r>
         <w:rPr>
           <w:rFonts w:ascii="Simplified Arabic" w:hAnsi="Simplified Arabic" w:cs="Simplified Arabic" w:eastAsia="Simplified Arabic"/>
           <w:b/>
-          <w:bCs/>
           <w:i w:val="0"/>
           <w:sz w:val="32"/>
+          <w:bCs/>
           <w:szCs w:val="32"/>
           <w:rtl/>
         </w:rPr>
@@ -461,9 +463,9 @@
         <w:rPr>
           <w:rFonts w:ascii="Simplified Arabic" w:hAnsi="Simplified Arabic" w:cs="Simplified Arabic" w:eastAsia="Simplified Arabic"/>
           <w:b/>
-          <w:bCs/>
           <w:i w:val="0"/>
           <w:sz w:val="28"/>
+          <w:bCs/>
           <w:szCs w:val="28"/>
           <w:rtl/>
         </w:rPr>
@@ -490,9 +492,9 @@
         <w:rPr>
           <w:rFonts w:ascii="Simplified Arabic" w:hAnsi="Simplified Arabic" w:cs="Simplified Arabic" w:eastAsia="Simplified Arabic"/>
           <w:b/>
-          <w:bCs/>
           <w:i w:val="0"/>
           <w:sz w:val="28"/>
+          <w:bCs/>
           <w:szCs w:val="28"/>
           <w:rtl/>
         </w:rPr>
@@ -519,9 +521,9 @@
         <w:rPr>
           <w:rFonts w:ascii="Simplified Arabic" w:hAnsi="Simplified Arabic" w:cs="Simplified Arabic" w:eastAsia="Simplified Arabic"/>
           <w:b/>
-          <w:bCs/>
           <w:i w:val="0"/>
           <w:sz w:val="28"/>
+          <w:bCs/>
           <w:szCs w:val="28"/>
           <w:rtl/>
         </w:rPr>
@@ -559,9 +561,9 @@
         <w:rPr>
           <w:rFonts w:ascii="Simplified Arabic" w:hAnsi="Simplified Arabic" w:cs="Simplified Arabic" w:eastAsia="Simplified Arabic"/>
           <w:b/>
-          <w:bCs/>
           <w:i w:val="0"/>
           <w:sz w:val="28"/>
+          <w:bCs/>
           <w:szCs w:val="28"/>
           <w:rtl/>
         </w:rPr>
@@ -572,14 +574,15 @@
       <w:pPr>
         <w:pStyle w:val="Heading2"/>
         <w:bidi/>
+        <w:jc w:val="right"/>
       </w:pPr>
       <w:r>
         <w:rPr>
           <w:rFonts w:ascii="Simplified Arabic" w:hAnsi="Simplified Arabic" w:cs="Simplified Arabic" w:eastAsia="Simplified Arabic"/>
           <w:b/>
-          <w:bCs/>
           <w:i w:val="0"/>
           <w:sz w:val="32"/>
+          <w:bCs/>
           <w:szCs w:val="32"/>
           <w:rtl/>
         </w:rPr>
@@ -757,14 +760,15 @@
       <w:pPr>
         <w:pStyle w:val="Heading2"/>
         <w:bidi/>
+        <w:jc w:val="right"/>
       </w:pPr>
       <w:r>
         <w:rPr>
           <w:rFonts w:ascii="Simplified Arabic" w:hAnsi="Simplified Arabic" w:cs="Simplified Arabic" w:eastAsia="Simplified Arabic"/>
           <w:b/>
-          <w:bCs/>
           <w:i w:val="0"/>
           <w:sz w:val="32"/>
+          <w:bCs/>
           <w:szCs w:val="32"/>
           <w:rtl/>
         </w:rPr>
@@ -798,9 +802,9 @@
         <w:rPr>
           <w:rFonts w:ascii="Simplified Arabic" w:hAnsi="Simplified Arabic" w:cs="Simplified Arabic" w:eastAsia="Simplified Arabic"/>
           <w:b/>
-          <w:bCs/>
           <w:i w:val="0"/>
           <w:sz w:val="28"/>
+          <w:bCs/>
           <w:szCs w:val="28"/>
           <w:rtl/>
         </w:rPr>
@@ -828,9 +832,9 @@
         <w:rPr>
           <w:rFonts w:ascii="Simplified Arabic" w:hAnsi="Simplified Arabic" w:cs="Simplified Arabic" w:eastAsia="Simplified Arabic"/>
           <w:b/>
-          <w:bCs/>
           <w:i w:val="0"/>
           <w:sz w:val="28"/>
+          <w:bCs/>
           <w:szCs w:val="28"/>
           <w:rtl/>
         </w:rPr>
@@ -852,14 +856,15 @@
       <w:pPr>
         <w:pStyle w:val="Heading2"/>
         <w:bidi/>
+        <w:jc w:val="right"/>
       </w:pPr>
       <w:r>
         <w:rPr>
           <w:rFonts w:ascii="Simplified Arabic" w:hAnsi="Simplified Arabic" w:cs="Simplified Arabic" w:eastAsia="Simplified Arabic"/>
           <w:b/>
-          <w:bCs/>
           <w:i w:val="0"/>
           <w:sz w:val="32"/>
+          <w:bCs/>
           <w:szCs w:val="32"/>
           <w:rtl/>
         </w:rPr>
@@ -870,14 +875,15 @@
       <w:pPr>
         <w:pStyle w:val="Heading3"/>
         <w:bidi/>
+        <w:jc w:val="right"/>
       </w:pPr>
       <w:r>
         <w:rPr>
           <w:rFonts w:ascii="Simplified Arabic" w:hAnsi="Simplified Arabic" w:cs="Simplified Arabic" w:eastAsia="Simplified Arabic"/>
           <w:b/>
-          <w:bCs/>
           <w:i w:val="0"/>
           <w:sz w:val="28"/>
+          <w:bCs/>
           <w:szCs w:val="28"/>
           <w:rtl/>
         </w:rPr>
@@ -1014,14 +1020,15 @@
       <w:pPr>
         <w:pStyle w:val="Heading3"/>
         <w:bidi/>
+        <w:jc w:val="right"/>
       </w:pPr>
       <w:r>
         <w:rPr>
           <w:rFonts w:ascii="Simplified Arabic" w:hAnsi="Simplified Arabic" w:cs="Simplified Arabic" w:eastAsia="Simplified Arabic"/>
           <w:b/>
-          <w:bCs/>
           <w:i w:val="0"/>
           <w:sz w:val="28"/>
+          <w:bCs/>
           <w:szCs w:val="28"/>
           <w:rtl/>
         </w:rPr>
@@ -1038,9 +1045,9 @@
         <w:rPr>
           <w:rFonts w:ascii="Simplified Arabic" w:hAnsi="Simplified Arabic" w:cs="Simplified Arabic" w:eastAsia="Simplified Arabic"/>
           <w:b/>
-          <w:bCs/>
           <w:i w:val="0"/>
           <w:sz w:val="28"/>
+          <w:bCs/>
           <w:szCs w:val="28"/>
           <w:rtl/>
         </w:rPr>
@@ -1055,7 +1062,7 @@
           <w:szCs w:val="28"/>
           <w:rtl/>
         </w:rPr>
-        <w:t xml:space="preserve"> يقدم التطبيق اقتراحات غذائية ولا يغني عن الطبيب أو أخصائي التغذية. ولا يقدم خطة سعرات شخصية لمن هم دون 18 سنة، ولا للحامل والمرضع، ولا لمرضى الكلى، ولا لمن يستخدم الإنسولين، لأن معادلات الاحتياج المستخدمة لا تغطي هذه الحالات. ويستطيع هؤلاء استخدام التطبيق في «الوضع العام» لتصفح الوجبات وتسجيل الأكل والماء، مع نصيحة بمراجعة مختص.</w:t>
+        <w:t xml:space="preserve"> يقدم التطبيق اقتراحات غذائية ولا يغني عن الطبيب أو أخصائي التغذية. ولا يقدم خطة سعرات شخصية لمن هم دون 18 سنة، ولا لمن يستخدم الإنسولين، لأن معادلات الاحتياج المستخدمة لا تغطي هاتين الحالتين. ويستطيع هؤلاء استخدام التطبيق في «الوضع العام» لتصفح الوجبات وتسجيل الأكل والماء، مع نصيحة بمراجعة مختص.</w:t>
       </w:r>
     </w:p>
     <w:p>
@@ -1068,13 +1075,13 @@
         <w:rPr>
           <w:rFonts w:ascii="Simplified Arabic" w:hAnsi="Simplified Arabic" w:cs="Simplified Arabic" w:eastAsia="Simplified Arabic"/>
           <w:b/>
-          <w:bCs/>
           <w:i w:val="0"/>
           <w:sz w:val="28"/>
+          <w:bCs/>
           <w:szCs w:val="28"/>
           <w:rtl/>
         </w:rPr>
-        <w:t>استبعاد النقرس:</w:t>
+        <w:t>الفئة المستهدفة:</w:t>
       </w:r>
       <w:r>
         <w:rPr>
@@ -1085,7 +1092,7 @@
           <w:szCs w:val="28"/>
           <w:rtl/>
         </w:rPr>
-        <w:t xml:space="preserve"> دعم النقرس يحتاج إلى بيانات موثوقة عن محتوى البيورين في الأطعمة، وهذه غير متوفرة في المصدر الغذائي المستخدم، لذلك استُبعد من نطاق المشروع.</w:t>
+        <w:t xml:space="preserve"> صُمم التطبيق للبالغين المصابين بالسكري من النوع الثاني أو ارتفاع ضغط الدم أو أمراض القلب، أو بلا مرض، وليس للحمل أو الرضاعة أو أمراض الكلى أو النقرس.</w:t>
       </w:r>
     </w:p>
     <w:p>
@@ -1098,9 +1105,9 @@
         <w:rPr>
           <w:rFonts w:ascii="Simplified Arabic" w:hAnsi="Simplified Arabic" w:cs="Simplified Arabic" w:eastAsia="Simplified Arabic"/>
           <w:b/>
-          <w:bCs/>
           <w:i w:val="0"/>
           <w:sz w:val="28"/>
+          <w:bCs/>
           <w:szCs w:val="28"/>
           <w:rtl/>
         </w:rPr>
@@ -1128,9 +1135,9 @@
         <w:rPr>
           <w:rFonts w:ascii="Simplified Arabic" w:hAnsi="Simplified Arabic" w:cs="Simplified Arabic" w:eastAsia="Simplified Arabic"/>
           <w:b/>
-          <w:bCs/>
           <w:i w:val="0"/>
           <w:sz w:val="28"/>
+          <w:bCs/>
           <w:szCs w:val="28"/>
           <w:rtl/>
         </w:rPr>
@@ -1158,9 +1165,9 @@
         <w:rPr>
           <w:rFonts w:ascii="Simplified Arabic" w:hAnsi="Simplified Arabic" w:cs="Simplified Arabic" w:eastAsia="Simplified Arabic"/>
           <w:b/>
-          <w:bCs/>
           <w:i w:val="0"/>
           <w:sz w:val="28"/>
+          <w:bCs/>
           <w:szCs w:val="28"/>
           <w:rtl/>
         </w:rPr>
@@ -1188,9 +1195,9 @@
         <w:rPr>
           <w:rFonts w:ascii="Simplified Arabic" w:hAnsi="Simplified Arabic" w:cs="Simplified Arabic" w:eastAsia="Simplified Arabic"/>
           <w:b/>
-          <w:bCs/>
           <w:i w:val="0"/>
           <w:sz w:val="28"/>
+          <w:bCs/>
           <w:szCs w:val="28"/>
           <w:rtl/>
         </w:rPr>
@@ -1212,14 +1219,15 @@
       <w:pPr>
         <w:pStyle w:val="Heading2"/>
         <w:bidi/>
+        <w:jc w:val="right"/>
       </w:pPr>
       <w:r>
         <w:rPr>
           <w:rFonts w:ascii="Simplified Arabic" w:hAnsi="Simplified Arabic" w:cs="Simplified Arabic" w:eastAsia="Simplified Arabic"/>
           <w:b/>
-          <w:bCs/>
           <w:i w:val="0"/>
           <w:sz w:val="32"/>
+          <w:bCs/>
           <w:szCs w:val="32"/>
           <w:rtl/>
         </w:rPr>
@@ -1253,9 +1261,9 @@
         <w:rPr>
           <w:rFonts w:ascii="Simplified Arabic" w:hAnsi="Simplified Arabic" w:cs="Simplified Arabic" w:eastAsia="Simplified Arabic"/>
           <w:b/>
-          <w:bCs/>
           <w:i w:val="0"/>
           <w:sz w:val="24"/>
+          <w:bCs/>
           <w:szCs w:val="24"/>
           <w:rtl/>
         </w:rPr>
@@ -1265,11 +1273,11 @@
     <w:tbl>
       <w:tblPr>
         <w:tblStyle w:val="TableGrid"/>
-        <w:bidiVisual/>
         <w:tblW w:type="auto" w:w="0"/>
         <w:jc w:val="center"/>
         <w:tblLayout w:type="fixed"/>
         <w:tblLook w:firstColumn="1" w:firstRow="1" w:lastColumn="0" w:lastRow="0" w:noHBand="0" w:noVBand="1" w:val="04A0"/>
+        <w:bidiVisual/>
       </w:tblPr>
       <w:tblGrid>
         <w:gridCol w:w="2268"/>
@@ -1287,6 +1295,7 @@
             <w:pPr>
               <w:bidi/>
               <w:spacing w:line="240" w:lineRule="auto" w:after="40"/>
+              <w:jc w:val="right"/>
             </w:pPr>
             <w:r>
               <w:rPr>
@@ -1310,6 +1319,7 @@
             <w:pPr>
               <w:bidi/>
               <w:spacing w:line="240" w:lineRule="auto" w:after="40"/>
+              <w:jc w:val="right"/>
             </w:pPr>
             <w:r>
               <w:rPr>
@@ -1333,6 +1343,7 @@
             <w:pPr>
               <w:bidi/>
               <w:spacing w:line="240" w:lineRule="auto" w:after="40"/>
+              <w:jc w:val="right"/>
             </w:pPr>
             <w:r>
               <w:rPr>
@@ -1356,6 +1367,7 @@
             <w:pPr>
               <w:bidi/>
               <w:spacing w:line="240" w:lineRule="auto" w:after="40"/>
+              <w:jc w:val="right"/>
             </w:pPr>
             <w:r>
               <w:rPr>
@@ -1380,6 +1392,7 @@
             <w:pPr>
               <w:bidi/>
               <w:spacing w:line="240" w:lineRule="auto" w:after="40"/>
+              <w:jc w:val="right"/>
             </w:pPr>
             <w:r>
               <w:rPr>
@@ -1402,6 +1415,7 @@
             <w:pPr>
               <w:bidi/>
               <w:spacing w:line="240" w:lineRule="auto" w:after="40"/>
+              <w:jc w:val="right"/>
             </w:pPr>
             <w:r>
               <w:rPr>
@@ -1424,6 +1438,7 @@
             <w:pPr>
               <w:bidi/>
               <w:spacing w:line="240" w:lineRule="auto" w:after="40"/>
+              <w:jc w:val="right"/>
             </w:pPr>
             <w:r>
               <w:rPr>
@@ -1446,6 +1461,7 @@
             <w:pPr>
               <w:bidi/>
               <w:spacing w:line="240" w:lineRule="auto" w:after="40"/>
+              <w:jc w:val="right"/>
             </w:pPr>
             <w:r>
               <w:rPr>
@@ -1470,6 +1486,7 @@
             <w:pPr>
               <w:bidi/>
               <w:spacing w:line="240" w:lineRule="auto" w:after="40"/>
+              <w:jc w:val="right"/>
             </w:pPr>
             <w:r>
               <w:rPr>
@@ -1492,6 +1509,7 @@
             <w:pPr>
               <w:bidi/>
               <w:spacing w:line="240" w:lineRule="auto" w:after="40"/>
+              <w:jc w:val="right"/>
             </w:pPr>
             <w:r>
               <w:rPr>
@@ -1514,6 +1532,7 @@
             <w:pPr>
               <w:bidi/>
               <w:spacing w:line="240" w:lineRule="auto" w:after="40"/>
+              <w:jc w:val="right"/>
             </w:pPr>
             <w:r>
               <w:rPr>
@@ -1536,6 +1555,7 @@
             <w:pPr>
               <w:bidi/>
               <w:spacing w:line="240" w:lineRule="auto" w:after="40"/>
+              <w:jc w:val="right"/>
             </w:pPr>
             <w:r>
               <w:rPr>
@@ -1560,6 +1580,7 @@
             <w:pPr>
               <w:bidi/>
               <w:spacing w:line="240" w:lineRule="auto" w:after="40"/>
+              <w:jc w:val="right"/>
             </w:pPr>
             <w:r>
               <w:rPr>
@@ -1582,6 +1603,7 @@
             <w:pPr>
               <w:bidi/>
               <w:spacing w:line="240" w:lineRule="auto" w:after="40"/>
+              <w:jc w:val="right"/>
             </w:pPr>
             <w:r>
               <w:rPr>
@@ -1604,6 +1626,7 @@
             <w:pPr>
               <w:bidi/>
               <w:spacing w:line="240" w:lineRule="auto" w:after="40"/>
+              <w:jc w:val="right"/>
             </w:pPr>
             <w:r>
               <w:rPr>
@@ -1626,6 +1649,7 @@
             <w:pPr>
               <w:bidi/>
               <w:spacing w:line="240" w:lineRule="auto" w:after="40"/>
+              <w:jc w:val="right"/>
             </w:pPr>
             <w:r>
               <w:rPr>
@@ -1650,6 +1674,7 @@
             <w:pPr>
               <w:bidi/>
               <w:spacing w:line="240" w:lineRule="auto" w:after="40"/>
+              <w:jc w:val="right"/>
             </w:pPr>
             <w:r>
               <w:rPr>
@@ -1672,6 +1697,7 @@
             <w:pPr>
               <w:bidi/>
               <w:spacing w:line="240" w:lineRule="auto" w:after="40"/>
+              <w:jc w:val="right"/>
             </w:pPr>
             <w:r>
               <w:rPr>
@@ -1694,6 +1720,7 @@
             <w:pPr>
               <w:bidi/>
               <w:spacing w:line="240" w:lineRule="auto" w:after="40"/>
+              <w:jc w:val="right"/>
             </w:pPr>
             <w:r>
               <w:rPr>
@@ -1716,6 +1743,7 @@
             <w:pPr>
               <w:bidi/>
               <w:spacing w:line="240" w:lineRule="auto" w:after="40"/>
+              <w:jc w:val="right"/>
             </w:pPr>
             <w:r>
               <w:rPr>
@@ -1740,6 +1768,7 @@
             <w:pPr>
               <w:bidi/>
               <w:spacing w:line="240" w:lineRule="auto" w:after="40"/>
+              <w:jc w:val="right"/>
             </w:pPr>
             <w:r>
               <w:rPr>
@@ -1762,6 +1791,7 @@
             <w:pPr>
               <w:bidi/>
               <w:spacing w:line="240" w:lineRule="auto" w:after="40"/>
+              <w:jc w:val="right"/>
             </w:pPr>
             <w:r>
               <w:rPr>
@@ -1784,6 +1814,7 @@
             <w:pPr>
               <w:bidi/>
               <w:spacing w:line="240" w:lineRule="auto" w:after="40"/>
+              <w:jc w:val="right"/>
             </w:pPr>
             <w:r>
               <w:rPr>
@@ -1806,6 +1837,7 @@
             <w:pPr>
               <w:bidi/>
               <w:spacing w:line="240" w:lineRule="auto" w:after="40"/>
+              <w:jc w:val="right"/>
             </w:pPr>
             <w:r>
               <w:rPr>
@@ -1830,6 +1862,7 @@
             <w:pPr>
               <w:bidi/>
               <w:spacing w:line="240" w:lineRule="auto" w:after="40"/>
+              <w:jc w:val="right"/>
             </w:pPr>
             <w:r>
               <w:rPr>
@@ -1852,6 +1885,7 @@
             <w:pPr>
               <w:bidi/>
               <w:spacing w:line="240" w:lineRule="auto" w:after="40"/>
+              <w:jc w:val="right"/>
             </w:pPr>
             <w:r>
               <w:rPr>
@@ -1874,6 +1908,7 @@
             <w:pPr>
               <w:bidi/>
               <w:spacing w:line="240" w:lineRule="auto" w:after="40"/>
+              <w:jc w:val="right"/>
             </w:pPr>
             <w:r>
               <w:rPr>
@@ -1896,6 +1931,7 @@
             <w:pPr>
               <w:bidi/>
               <w:spacing w:line="240" w:lineRule="auto" w:after="40"/>
+              <w:jc w:val="right"/>
             </w:pPr>
             <w:r>
               <w:rPr>
@@ -1920,6 +1956,7 @@
             <w:pPr>
               <w:bidi/>
               <w:spacing w:line="240" w:lineRule="auto" w:after="40"/>
+              <w:jc w:val="right"/>
             </w:pPr>
             <w:r>
               <w:rPr>
@@ -1942,6 +1979,7 @@
             <w:pPr>
               <w:bidi/>
               <w:spacing w:line="240" w:lineRule="auto" w:after="40"/>
+              <w:jc w:val="right"/>
             </w:pPr>
             <w:r>
               <w:rPr>
@@ -1964,6 +2002,7 @@
             <w:pPr>
               <w:bidi/>
               <w:spacing w:line="240" w:lineRule="auto" w:after="40"/>
+              <w:jc w:val="right"/>
             </w:pPr>
             <w:r>
               <w:rPr>
@@ -1986,6 +2025,7 @@
             <w:pPr>
               <w:bidi/>
               <w:spacing w:line="240" w:lineRule="auto" w:after="40"/>
+              <w:jc w:val="right"/>
             </w:pPr>
             <w:r>
               <w:rPr>
@@ -2010,6 +2050,7 @@
             <w:pPr>
               <w:bidi/>
               <w:spacing w:line="240" w:lineRule="auto" w:after="40"/>
+              <w:jc w:val="right"/>
             </w:pPr>
             <w:r>
               <w:rPr>
@@ -2032,6 +2073,7 @@
             <w:pPr>
               <w:bidi/>
               <w:spacing w:line="240" w:lineRule="auto" w:after="40"/>
+              <w:jc w:val="right"/>
             </w:pPr>
             <w:r>
               <w:rPr>
@@ -2054,6 +2096,7 @@
             <w:pPr>
               <w:bidi/>
               <w:spacing w:line="240" w:lineRule="auto" w:after="40"/>
+              <w:jc w:val="right"/>
             </w:pPr>
             <w:r>
               <w:rPr>
@@ -2076,6 +2119,7 @@
             <w:pPr>
               <w:bidi/>
               <w:spacing w:line="240" w:lineRule="auto" w:after="40"/>
+              <w:jc w:val="right"/>
             </w:pPr>
             <w:r>
               <w:rPr>
@@ -2100,6 +2144,7 @@
             <w:pPr>
               <w:bidi/>
               <w:spacing w:line="240" w:lineRule="auto" w:after="40"/>
+              <w:jc w:val="right"/>
             </w:pPr>
             <w:r>
               <w:rPr>
@@ -2122,6 +2167,7 @@
             <w:pPr>
               <w:bidi/>
               <w:spacing w:line="240" w:lineRule="auto" w:after="40"/>
+              <w:jc w:val="right"/>
             </w:pPr>
             <w:r>
               <w:rPr>
@@ -2144,6 +2190,7 @@
             <w:pPr>
               <w:bidi/>
               <w:spacing w:line="240" w:lineRule="auto" w:after="40"/>
+              <w:jc w:val="right"/>
             </w:pPr>
             <w:r>
               <w:rPr>
@@ -2166,6 +2213,7 @@
             <w:pPr>
               <w:bidi/>
               <w:spacing w:line="240" w:lineRule="auto" w:after="40"/>
+              <w:jc w:val="right"/>
             </w:pPr>
             <w:r>
               <w:rPr>
@@ -2190,6 +2238,7 @@
             <w:pPr>
               <w:bidi/>
               <w:spacing w:line="240" w:lineRule="auto" w:after="40"/>
+              <w:jc w:val="right"/>
             </w:pPr>
             <w:r>
               <w:rPr>
@@ -2212,6 +2261,7 @@
             <w:pPr>
               <w:bidi/>
               <w:spacing w:line="240" w:lineRule="auto" w:after="40"/>
+              <w:jc w:val="right"/>
             </w:pPr>
             <w:r>
               <w:rPr>
@@ -2234,6 +2284,7 @@
             <w:pPr>
               <w:bidi/>
               <w:spacing w:line="240" w:lineRule="auto" w:after="40"/>
+              <w:jc w:val="right"/>
             </w:pPr>
             <w:r>
               <w:rPr>
@@ -2256,6 +2307,7 @@
             <w:pPr>
               <w:bidi/>
               <w:spacing w:line="240" w:lineRule="auto" w:after="40"/>
+              <w:jc w:val="right"/>
             </w:pPr>
             <w:r>
               <w:rPr>
@@ -2280,6 +2332,7 @@
             <w:pPr>
               <w:bidi/>
               <w:spacing w:line="240" w:lineRule="auto" w:after="40"/>
+              <w:jc w:val="right"/>
             </w:pPr>
             <w:r>
               <w:rPr>
@@ -2302,6 +2355,7 @@
             <w:pPr>
               <w:bidi/>
               <w:spacing w:line="240" w:lineRule="auto" w:after="40"/>
+              <w:jc w:val="right"/>
             </w:pPr>
             <w:r>
               <w:rPr>
@@ -2324,6 +2378,7 @@
             <w:pPr>
               <w:bidi/>
               <w:spacing w:line="240" w:lineRule="auto" w:after="40"/>
+              <w:jc w:val="right"/>
             </w:pPr>
             <w:r>
               <w:rPr>
@@ -2346,6 +2401,7 @@
             <w:pPr>
               <w:bidi/>
               <w:spacing w:line="240" w:lineRule="auto" w:after="40"/>
+              <w:jc w:val="right"/>
             </w:pPr>
             <w:r>
               <w:rPr>
@@ -2370,6 +2426,7 @@
             <w:pPr>
               <w:bidi/>
               <w:spacing w:line="240" w:lineRule="auto" w:after="40"/>
+              <w:jc w:val="right"/>
             </w:pPr>
             <w:r>
               <w:rPr>
@@ -2392,6 +2449,7 @@
             <w:pPr>
               <w:bidi/>
               <w:spacing w:line="240" w:lineRule="auto" w:after="40"/>
+              <w:jc w:val="right"/>
             </w:pPr>
             <w:r>
               <w:rPr>
@@ -2414,6 +2472,7 @@
             <w:pPr>
               <w:bidi/>
               <w:spacing w:line="240" w:lineRule="auto" w:after="40"/>
+              <w:jc w:val="right"/>
             </w:pPr>
             <w:r>
               <w:rPr>
@@ -2436,6 +2495,7 @@
             <w:pPr>
               <w:bidi/>
               <w:spacing w:line="240" w:lineRule="auto" w:after="40"/>
+              <w:jc w:val="right"/>
             </w:pPr>
             <w:r>
               <w:rPr>
@@ -2463,14 +2523,15 @@
       <w:pPr>
         <w:pStyle w:val="Heading2"/>
         <w:bidi/>
+        <w:jc w:val="right"/>
       </w:pPr>
       <w:r>
         <w:rPr>
           <w:rFonts w:ascii="Simplified Arabic" w:hAnsi="Simplified Arabic" w:cs="Simplified Arabic" w:eastAsia="Simplified Arabic"/>
           <w:b/>
-          <w:bCs/>
           <w:i w:val="0"/>
           <w:sz w:val="32"/>
+          <w:bCs/>
           <w:szCs w:val="32"/>
           <w:rtl/>
         </w:rPr>
@@ -2504,9 +2565,9 @@
         <w:rPr>
           <w:rFonts w:ascii="Simplified Arabic" w:hAnsi="Simplified Arabic" w:cs="Simplified Arabic" w:eastAsia="Simplified Arabic"/>
           <w:b/>
-          <w:bCs/>
           <w:i w:val="0"/>
           <w:sz w:val="28"/>
+          <w:bCs/>
           <w:szCs w:val="28"/>
           <w:rtl/>
         </w:rPr>
@@ -2534,9 +2595,9 @@
         <w:rPr>
           <w:rFonts w:ascii="Simplified Arabic" w:hAnsi="Simplified Arabic" w:cs="Simplified Arabic" w:eastAsia="Simplified Arabic"/>
           <w:b/>
-          <w:bCs/>
           <w:i w:val="0"/>
           <w:sz w:val="28"/>
+          <w:bCs/>
           <w:szCs w:val="28"/>
           <w:rtl/>
         </w:rPr>
@@ -2564,9 +2625,9 @@
         <w:rPr>
           <w:rFonts w:ascii="Simplified Arabic" w:hAnsi="Simplified Arabic" w:cs="Simplified Arabic" w:eastAsia="Simplified Arabic"/>
           <w:b/>
-          <w:bCs/>
           <w:i w:val="0"/>
           <w:sz w:val="28"/>
+          <w:bCs/>
           <w:szCs w:val="28"/>
           <w:rtl/>
         </w:rPr>
@@ -2594,9 +2655,9 @@
         <w:rPr>
           <w:rFonts w:ascii="Simplified Arabic" w:hAnsi="Simplified Arabic" w:cs="Simplified Arabic" w:eastAsia="Simplified Arabic"/>
           <w:b/>
-          <w:bCs/>
           <w:i w:val="0"/>
           <w:sz w:val="28"/>
+          <w:bCs/>
           <w:szCs w:val="28"/>
           <w:rtl/>
         </w:rPr>
@@ -2624,9 +2685,9 @@
         <w:rPr>
           <w:rFonts w:ascii="Simplified Arabic" w:hAnsi="Simplified Arabic" w:cs="Simplified Arabic" w:eastAsia="Simplified Arabic"/>
           <w:b/>
-          <w:bCs/>
           <w:i w:val="0"/>
           <w:sz w:val="28"/>
+          <w:bCs/>
           <w:szCs w:val="28"/>
           <w:rtl/>
         </w:rPr>
@@ -2650,10 +2711,11 @@
           <w:footerReference w:type="default" r:id="rId11"/>
           <w:pgSz w:w="11906" w:h="16838"/>
           <w:pgMar w:top="1417" w:right="1701" w:bottom="1417" w:left="1134" w:header="720" w:footer="720" w:gutter="0"/>
+          <w:cols w:space="720"/>
+          <w:docGrid w:linePitch="360"/>
+          <w:bidi/>
           <w:pgNumType w:fmt="decimal" w:start="1"/>
-          <w:cols w:space="720"/>
           <w:bidi/>
-          <w:docGrid w:linePitch="360"/>
         </w:sectPr>
       </w:pPr>
     </w:p>
@@ -2723,9 +2785,9 @@
         <w:rPr>
           <w:rFonts w:ascii="Simplified Arabic" w:hAnsi="Simplified Arabic" w:cs="Simplified Arabic" w:eastAsia="Simplified Arabic"/>
           <w:b/>
-          <w:bCs/>
           <w:i w:val="0"/>
           <w:sz w:val="56"/>
+          <w:bCs/>
           <w:szCs w:val="56"/>
           <w:rtl/>
         </w:rPr>
@@ -2738,9 +2800,9 @@
         <w:rPr>
           <w:rFonts w:ascii="Simplified Arabic" w:hAnsi="Simplified Arabic" w:cs="Simplified Arabic" w:eastAsia="Simplified Arabic"/>
           <w:b/>
-          <w:bCs/>
           <w:i w:val="0"/>
           <w:sz w:val="56"/>
+          <w:bCs/>
           <w:szCs w:val="56"/>
           <w:rtl/>
         </w:rPr>
@@ -2756,14 +2818,15 @@
       <w:pPr>
         <w:pStyle w:val="Heading2"/>
         <w:bidi/>
+        <w:jc w:val="right"/>
       </w:pPr>
       <w:r>
         <w:rPr>
           <w:rFonts w:ascii="Simplified Arabic" w:hAnsi="Simplified Arabic" w:cs="Simplified Arabic" w:eastAsia="Simplified Arabic"/>
           <w:b/>
-          <w:bCs/>
           <w:i w:val="0"/>
           <w:sz w:val="32"/>
+          <w:bCs/>
           <w:szCs w:val="32"/>
           <w:rtl/>
         </w:rPr>
@@ -2791,14 +2854,15 @@
       <w:pPr>
         <w:pStyle w:val="Heading2"/>
         <w:bidi/>
+        <w:jc w:val="right"/>
       </w:pPr>
       <w:r>
         <w:rPr>
           <w:rFonts w:ascii="Simplified Arabic" w:hAnsi="Simplified Arabic" w:cs="Simplified Arabic" w:eastAsia="Simplified Arabic"/>
           <w:b/>
-          <w:bCs/>
           <w:i w:val="0"/>
           <w:sz w:val="32"/>
+          <w:bCs/>
           <w:szCs w:val="32"/>
           <w:rtl/>
         </w:rPr>
@@ -2809,14 +2873,15 @@
       <w:pPr>
         <w:pStyle w:val="Heading3"/>
         <w:bidi/>
+        <w:jc w:val="right"/>
       </w:pPr>
       <w:r>
         <w:rPr>
           <w:rFonts w:ascii="Simplified Arabic" w:hAnsi="Simplified Arabic" w:cs="Simplified Arabic" w:eastAsia="Simplified Arabic"/>
           <w:b/>
-          <w:bCs/>
           <w:i w:val="0"/>
           <w:sz w:val="28"/>
+          <w:bCs/>
           <w:szCs w:val="28"/>
           <w:rtl/>
         </w:rPr>
@@ -2867,9 +2932,9 @@
         <w:rPr>
           <w:rFonts w:ascii="Simplified Arabic" w:hAnsi="Simplified Arabic" w:cs="Simplified Arabic" w:eastAsia="Simplified Arabic"/>
           <w:b/>
-          <w:bCs/>
           <w:i w:val="0"/>
           <w:sz w:val="28"/>
+          <w:bCs/>
           <w:szCs w:val="28"/>
           <w:rtl/>
         </w:rPr>
@@ -2897,9 +2962,9 @@
         <w:rPr>
           <w:rFonts w:ascii="Simplified Arabic" w:hAnsi="Simplified Arabic" w:cs="Simplified Arabic" w:eastAsia="Simplified Arabic"/>
           <w:b/>
-          <w:bCs/>
           <w:i w:val="0"/>
           <w:sz w:val="28"/>
+          <w:bCs/>
           <w:szCs w:val="28"/>
           <w:rtl/>
         </w:rPr>
@@ -2927,9 +2992,9 @@
         <w:rPr>
           <w:rFonts w:ascii="Simplified Arabic" w:hAnsi="Simplified Arabic" w:cs="Simplified Arabic" w:eastAsia="Simplified Arabic"/>
           <w:b/>
-          <w:bCs/>
           <w:i w:val="0"/>
           <w:sz w:val="28"/>
+          <w:bCs/>
           <w:szCs w:val="28"/>
           <w:rtl/>
         </w:rPr>
@@ -2968,14 +3033,15 @@
       <w:pPr>
         <w:pStyle w:val="Heading3"/>
         <w:bidi/>
+        <w:jc w:val="right"/>
       </w:pPr>
       <w:r>
         <w:rPr>
           <w:rFonts w:ascii="Simplified Arabic" w:hAnsi="Simplified Arabic" w:cs="Simplified Arabic" w:eastAsia="Simplified Arabic"/>
           <w:b/>
-          <w:bCs/>
           <w:i w:val="0"/>
           <w:sz w:val="28"/>
+          <w:bCs/>
           <w:szCs w:val="28"/>
           <w:rtl/>
         </w:rPr>
@@ -3021,9 +3087,9 @@
         <w:rPr>
           <w:rFonts w:ascii="Simplified Arabic" w:hAnsi="Simplified Arabic" w:cs="Simplified Arabic" w:eastAsia="Simplified Arabic"/>
           <w:b/>
-          <w:bCs/>
           <w:i w:val="0"/>
           <w:sz w:val="28"/>
+          <w:bCs/>
           <w:szCs w:val="28"/>
           <w:rtl/>
         </w:rPr>
@@ -3099,9 +3165,9 @@
         <w:rPr>
           <w:rFonts w:ascii="Simplified Arabic" w:hAnsi="Simplified Arabic" w:cs="Simplified Arabic" w:eastAsia="Simplified Arabic"/>
           <w:b/>
-          <w:bCs/>
           <w:i w:val="0"/>
           <w:sz w:val="28"/>
+          <w:bCs/>
           <w:szCs w:val="28"/>
           <w:rtl/>
         </w:rPr>
@@ -3140,14 +3206,15 @@
       <w:pPr>
         <w:pStyle w:val="Heading3"/>
         <w:bidi/>
+        <w:jc w:val="right"/>
       </w:pPr>
       <w:r>
         <w:rPr>
           <w:rFonts w:ascii="Simplified Arabic" w:hAnsi="Simplified Arabic" w:cs="Simplified Arabic" w:eastAsia="Simplified Arabic"/>
           <w:b/>
-          <w:bCs/>
           <w:i w:val="0"/>
           <w:sz w:val="28"/>
+          <w:bCs/>
           <w:szCs w:val="28"/>
           <w:rtl/>
         </w:rPr>
@@ -3175,14 +3242,15 @@
       <w:pPr>
         <w:pStyle w:val="Heading3"/>
         <w:bidi/>
+        <w:jc w:val="right"/>
       </w:pPr>
       <w:r>
         <w:rPr>
           <w:rFonts w:ascii="Simplified Arabic" w:hAnsi="Simplified Arabic" w:cs="Simplified Arabic" w:eastAsia="Simplified Arabic"/>
           <w:b/>
-          <w:bCs/>
           <w:i w:val="0"/>
           <w:sz w:val="28"/>
+          <w:bCs/>
           <w:szCs w:val="28"/>
           <w:rtl/>
         </w:rPr>
@@ -3244,14 +3312,15 @@
       <w:pPr>
         <w:pStyle w:val="Heading2"/>
         <w:bidi/>
+        <w:jc w:val="right"/>
       </w:pPr>
       <w:r>
         <w:rPr>
           <w:rFonts w:ascii="Simplified Arabic" w:hAnsi="Simplified Arabic" w:cs="Simplified Arabic" w:eastAsia="Simplified Arabic"/>
           <w:b/>
-          <w:bCs/>
           <w:i w:val="0"/>
           <w:sz w:val="32"/>
+          <w:bCs/>
           <w:szCs w:val="32"/>
           <w:rtl/>
         </w:rPr>
@@ -3262,14 +3331,15 @@
       <w:pPr>
         <w:pStyle w:val="Heading3"/>
         <w:bidi/>
+        <w:jc w:val="right"/>
       </w:pPr>
       <w:r>
         <w:rPr>
           <w:rFonts w:ascii="Simplified Arabic" w:hAnsi="Simplified Arabic" w:cs="Simplified Arabic" w:eastAsia="Simplified Arabic"/>
           <w:b/>
-          <w:bCs/>
           <w:i w:val="0"/>
           <w:sz w:val="28"/>
+          <w:bCs/>
           <w:szCs w:val="28"/>
           <w:rtl/>
         </w:rPr>
@@ -3314,14 +3384,15 @@
       <w:pPr>
         <w:pStyle w:val="Heading3"/>
         <w:bidi/>
+        <w:jc w:val="right"/>
       </w:pPr>
       <w:r>
         <w:rPr>
           <w:rFonts w:ascii="Simplified Arabic" w:hAnsi="Simplified Arabic" w:cs="Simplified Arabic" w:eastAsia="Simplified Arabic"/>
           <w:b/>
-          <w:bCs/>
           <w:i w:val="0"/>
           <w:sz w:val="28"/>
+          <w:bCs/>
           <w:szCs w:val="28"/>
           <w:rtl/>
         </w:rPr>
@@ -3349,14 +3420,15 @@
       <w:pPr>
         <w:pStyle w:val="Heading3"/>
         <w:bidi/>
+        <w:jc w:val="right"/>
       </w:pPr>
       <w:r>
         <w:rPr>
           <w:rFonts w:ascii="Simplified Arabic" w:hAnsi="Simplified Arabic" w:cs="Simplified Arabic" w:eastAsia="Simplified Arabic"/>
           <w:b/>
-          <w:bCs/>
           <w:i w:val="0"/>
           <w:sz w:val="28"/>
+          <w:bCs/>
           <w:szCs w:val="28"/>
           <w:rtl/>
         </w:rPr>
@@ -3390,9 +3462,9 @@
         <w:rPr>
           <w:rFonts w:ascii="Simplified Arabic" w:hAnsi="Simplified Arabic" w:cs="Simplified Arabic" w:eastAsia="Simplified Arabic"/>
           <w:b/>
-          <w:bCs/>
           <w:i w:val="0"/>
           <w:sz w:val="28"/>
+          <w:bCs/>
           <w:szCs w:val="28"/>
           <w:rtl/>
         </w:rPr>
@@ -3420,9 +3492,9 @@
         <w:rPr>
           <w:rFonts w:ascii="Simplified Arabic" w:hAnsi="Simplified Arabic" w:cs="Simplified Arabic" w:eastAsia="Simplified Arabic"/>
           <w:b/>
-          <w:bCs/>
           <w:i w:val="0"/>
           <w:sz w:val="28"/>
+          <w:bCs/>
           <w:szCs w:val="28"/>
           <w:rtl/>
         </w:rPr>
@@ -3450,9 +3522,9 @@
         <w:rPr>
           <w:rFonts w:ascii="Simplified Arabic" w:hAnsi="Simplified Arabic" w:cs="Simplified Arabic" w:eastAsia="Simplified Arabic"/>
           <w:b/>
-          <w:bCs/>
           <w:i w:val="0"/>
           <w:sz w:val="28"/>
+          <w:bCs/>
           <w:szCs w:val="28"/>
           <w:rtl/>
         </w:rPr>
@@ -3491,14 +3563,15 @@
       <w:pPr>
         <w:pStyle w:val="Heading3"/>
         <w:bidi/>
+        <w:jc w:val="right"/>
       </w:pPr>
       <w:r>
         <w:rPr>
           <w:rFonts w:ascii="Simplified Arabic" w:hAnsi="Simplified Arabic" w:cs="Simplified Arabic" w:eastAsia="Simplified Arabic"/>
           <w:b/>
-          <w:bCs/>
           <w:i w:val="0"/>
           <w:sz w:val="28"/>
+          <w:bCs/>
           <w:szCs w:val="28"/>
           <w:rtl/>
         </w:rPr>
@@ -3526,14 +3599,15 @@
       <w:pPr>
         <w:pStyle w:val="Heading3"/>
         <w:bidi/>
+        <w:jc w:val="right"/>
       </w:pPr>
       <w:r>
         <w:rPr>
           <w:rFonts w:ascii="Simplified Arabic" w:hAnsi="Simplified Arabic" w:cs="Simplified Arabic" w:eastAsia="Simplified Arabic"/>
           <w:b/>
-          <w:bCs/>
           <w:i w:val="0"/>
           <w:sz w:val="28"/>
+          <w:bCs/>
           <w:szCs w:val="28"/>
           <w:rtl/>
         </w:rPr>
@@ -3601,9 +3675,9 @@
         <w:rPr>
           <w:rFonts w:ascii="Simplified Arabic" w:hAnsi="Simplified Arabic" w:cs="Simplified Arabic" w:eastAsia="Simplified Arabic"/>
           <w:b/>
-          <w:bCs/>
           <w:i w:val="0"/>
           <w:sz w:val="24"/>
+          <w:bCs/>
           <w:szCs w:val="24"/>
           <w:rtl/>
         </w:rPr>
@@ -3613,11 +3687,11 @@
     <w:tbl>
       <w:tblPr>
         <w:tblStyle w:val="TableGrid"/>
-        <w:bidiVisual/>
         <w:tblW w:type="auto" w:w="0"/>
         <w:jc w:val="center"/>
         <w:tblLayout w:type="fixed"/>
         <w:tblLook w:firstColumn="1" w:firstRow="1" w:lastColumn="0" w:lastRow="0" w:noHBand="0" w:noVBand="1" w:val="04A0"/>
+        <w:bidiVisual/>
       </w:tblPr>
       <w:tblGrid>
         <w:gridCol w:w="2268"/>
@@ -3635,6 +3709,7 @@
             <w:pPr>
               <w:bidi/>
               <w:spacing w:line="240" w:lineRule="auto" w:after="40"/>
+              <w:jc w:val="right"/>
             </w:pPr>
             <w:r>
               <w:rPr>
@@ -3658,6 +3733,7 @@
             <w:pPr>
               <w:bidi/>
               <w:spacing w:line="240" w:lineRule="auto" w:after="40"/>
+              <w:jc w:val="right"/>
             </w:pPr>
             <w:r>
               <w:rPr>
@@ -3681,6 +3757,7 @@
             <w:pPr>
               <w:bidi/>
               <w:spacing w:line="240" w:lineRule="auto" w:after="40"/>
+              <w:jc w:val="right"/>
             </w:pPr>
             <w:r>
               <w:rPr>
@@ -3704,6 +3781,7 @@
             <w:pPr>
               <w:bidi/>
               <w:spacing w:line="240" w:lineRule="auto" w:after="40"/>
+              <w:jc w:val="right"/>
             </w:pPr>
             <w:r>
               <w:rPr>
@@ -3728,6 +3806,7 @@
             <w:pPr>
               <w:bidi/>
               <w:spacing w:line="240" w:lineRule="auto" w:after="40"/>
+              <w:jc w:val="right"/>
             </w:pPr>
             <w:r>
               <w:rPr>
@@ -3750,6 +3829,7 @@
             <w:pPr>
               <w:bidi/>
               <w:spacing w:line="240" w:lineRule="auto" w:after="40"/>
+              <w:jc w:val="right"/>
             </w:pPr>
             <w:r>
               <w:rPr>
@@ -3772,6 +3852,7 @@
             <w:pPr>
               <w:bidi/>
               <w:spacing w:line="240" w:lineRule="auto" w:after="40"/>
+              <w:jc w:val="right"/>
             </w:pPr>
             <w:r>
               <w:rPr>
@@ -3794,6 +3875,7 @@
             <w:pPr>
               <w:bidi/>
               <w:spacing w:line="240" w:lineRule="auto" w:after="40"/>
+              <w:jc w:val="right"/>
             </w:pPr>
             <w:r>
               <w:rPr>
@@ -3818,6 +3900,7 @@
             <w:pPr>
               <w:bidi/>
               <w:spacing w:line="240" w:lineRule="auto" w:after="40"/>
+              <w:jc w:val="right"/>
             </w:pPr>
             <w:r>
               <w:rPr>
@@ -3840,6 +3923,7 @@
             <w:pPr>
               <w:bidi/>
               <w:spacing w:line="240" w:lineRule="auto" w:after="40"/>
+              <w:jc w:val="right"/>
             </w:pPr>
             <w:r>
               <w:rPr>
@@ -3862,6 +3946,7 @@
             <w:pPr>
               <w:bidi/>
               <w:spacing w:line="240" w:lineRule="auto" w:after="40"/>
+              <w:jc w:val="right"/>
             </w:pPr>
             <w:r>
               <w:rPr>
@@ -3884,6 +3969,7 @@
             <w:pPr>
               <w:bidi/>
               <w:spacing w:line="240" w:lineRule="auto" w:after="40"/>
+              <w:jc w:val="right"/>
             </w:pPr>
             <w:r>
               <w:rPr>
@@ -3908,6 +3994,7 @@
             <w:pPr>
               <w:bidi/>
               <w:spacing w:line="240" w:lineRule="auto" w:after="40"/>
+              <w:jc w:val="right"/>
             </w:pPr>
             <w:r>
               <w:rPr>
@@ -3930,6 +4017,7 @@
             <w:pPr>
               <w:bidi/>
               <w:spacing w:line="240" w:lineRule="auto" w:after="40"/>
+              <w:jc w:val="right"/>
             </w:pPr>
             <w:r>
               <w:rPr>
@@ -3952,6 +4040,7 @@
             <w:pPr>
               <w:bidi/>
               <w:spacing w:line="240" w:lineRule="auto" w:after="40"/>
+              <w:jc w:val="right"/>
             </w:pPr>
             <w:r>
               <w:rPr>
@@ -3974,6 +4063,7 @@
             <w:pPr>
               <w:bidi/>
               <w:spacing w:line="240" w:lineRule="auto" w:after="40"/>
+              <w:jc w:val="right"/>
             </w:pPr>
             <w:r>
               <w:rPr>
@@ -3998,6 +4088,7 @@
             <w:pPr>
               <w:bidi/>
               <w:spacing w:line="240" w:lineRule="auto" w:after="40"/>
+              <w:jc w:val="right"/>
             </w:pPr>
             <w:r>
               <w:rPr>
@@ -4020,6 +4111,7 @@
             <w:pPr>
               <w:bidi/>
               <w:spacing w:line="240" w:lineRule="auto" w:after="40"/>
+              <w:jc w:val="right"/>
             </w:pPr>
             <w:r>
               <w:rPr>
@@ -4042,6 +4134,7 @@
             <w:pPr>
               <w:bidi/>
               <w:spacing w:line="240" w:lineRule="auto" w:after="40"/>
+              <w:jc w:val="right"/>
             </w:pPr>
             <w:r>
               <w:rPr>
@@ -4064,6 +4157,7 @@
             <w:pPr>
               <w:bidi/>
               <w:spacing w:line="240" w:lineRule="auto" w:after="40"/>
+              <w:jc w:val="right"/>
             </w:pPr>
             <w:r>
               <w:rPr>
@@ -4091,14 +4185,15 @@
       <w:pPr>
         <w:pStyle w:val="Heading2"/>
         <w:bidi/>
+        <w:jc w:val="right"/>
       </w:pPr>
       <w:r>
         <w:rPr>
           <w:rFonts w:ascii="Simplified Arabic" w:hAnsi="Simplified Arabic" w:cs="Simplified Arabic" w:eastAsia="Simplified Arabic"/>
           <w:b/>
-          <w:bCs/>
           <w:i w:val="0"/>
           <w:sz w:val="32"/>
+          <w:bCs/>
           <w:szCs w:val="32"/>
           <w:rtl/>
         </w:rPr>
@@ -4109,14 +4204,15 @@
       <w:pPr>
         <w:pStyle w:val="Heading3"/>
         <w:bidi/>
+        <w:jc w:val="right"/>
       </w:pPr>
       <w:r>
         <w:rPr>
           <w:rFonts w:ascii="Simplified Arabic" w:hAnsi="Simplified Arabic" w:cs="Simplified Arabic" w:eastAsia="Simplified Arabic"/>
           <w:b/>
-          <w:bCs/>
           <w:i w:val="0"/>
           <w:sz w:val="28"/>
+          <w:bCs/>
           <w:szCs w:val="28"/>
           <w:rtl/>
         </w:rPr>
@@ -4144,14 +4240,15 @@
       <w:pPr>
         <w:pStyle w:val="Heading3"/>
         <w:bidi/>
+        <w:jc w:val="right"/>
       </w:pPr>
       <w:r>
         <w:rPr>
           <w:rFonts w:ascii="Simplified Arabic" w:hAnsi="Simplified Arabic" w:cs="Simplified Arabic" w:eastAsia="Simplified Arabic"/>
           <w:b/>
-          <w:bCs/>
           <w:i w:val="0"/>
           <w:sz w:val="28"/>
+          <w:bCs/>
           <w:szCs w:val="28"/>
           <w:rtl/>
         </w:rPr>
@@ -4179,14 +4276,15 @@
       <w:pPr>
         <w:pStyle w:val="Heading3"/>
         <w:bidi/>
+        <w:jc w:val="right"/>
       </w:pPr>
       <w:r>
         <w:rPr>
           <w:rFonts w:ascii="Simplified Arabic" w:hAnsi="Simplified Arabic" w:cs="Simplified Arabic" w:eastAsia="Simplified Arabic"/>
           <w:b/>
-          <w:bCs/>
           <w:i w:val="0"/>
           <w:sz w:val="28"/>
+          <w:bCs/>
           <w:szCs w:val="28"/>
           <w:rtl/>
         </w:rPr>
@@ -4214,14 +4312,15 @@
       <w:pPr>
         <w:pStyle w:val="Heading3"/>
         <w:bidi/>
+        <w:jc w:val="right"/>
       </w:pPr>
       <w:r>
         <w:rPr>
           <w:rFonts w:ascii="Simplified Arabic" w:hAnsi="Simplified Arabic" w:cs="Simplified Arabic" w:eastAsia="Simplified Arabic"/>
           <w:b/>
-          <w:bCs/>
           <w:i w:val="0"/>
           <w:sz w:val="28"/>
+          <w:bCs/>
           <w:szCs w:val="28"/>
           <w:rtl/>
         </w:rPr>
@@ -4249,14 +4348,15 @@
       <w:pPr>
         <w:pStyle w:val="Heading3"/>
         <w:bidi/>
+        <w:jc w:val="right"/>
       </w:pPr>
       <w:r>
         <w:rPr>
           <w:rFonts w:ascii="Simplified Arabic" w:hAnsi="Simplified Arabic" w:cs="Simplified Arabic" w:eastAsia="Simplified Arabic"/>
           <w:b/>
-          <w:bCs/>
           <w:i w:val="0"/>
           <w:sz w:val="28"/>
+          <w:bCs/>
           <w:szCs w:val="28"/>
           <w:rtl/>
         </w:rPr>
@@ -4284,14 +4384,15 @@
       <w:pPr>
         <w:pStyle w:val="Heading3"/>
         <w:bidi/>
+        <w:jc w:val="right"/>
       </w:pPr>
       <w:r>
         <w:rPr>
           <w:rFonts w:ascii="Simplified Arabic" w:hAnsi="Simplified Arabic" w:cs="Simplified Arabic" w:eastAsia="Simplified Arabic"/>
           <w:b/>
-          <w:bCs/>
           <w:i w:val="0"/>
           <w:sz w:val="28"/>
+          <w:bCs/>
           <w:szCs w:val="28"/>
           <w:rtl/>
         </w:rPr>
@@ -4319,14 +4420,15 @@
       <w:pPr>
         <w:pStyle w:val="Heading2"/>
         <w:bidi/>
+        <w:jc w:val="right"/>
       </w:pPr>
       <w:r>
         <w:rPr>
           <w:rFonts w:ascii="Simplified Arabic" w:hAnsi="Simplified Arabic" w:cs="Simplified Arabic" w:eastAsia="Simplified Arabic"/>
           <w:b/>
-          <w:bCs/>
           <w:i w:val="0"/>
           <w:sz w:val="32"/>
+          <w:bCs/>
           <w:szCs w:val="32"/>
           <w:rtl/>
         </w:rPr>
@@ -4337,14 +4439,15 @@
       <w:pPr>
         <w:pStyle w:val="Heading3"/>
         <w:bidi/>
+        <w:jc w:val="right"/>
       </w:pPr>
       <w:r>
         <w:rPr>
           <w:rFonts w:ascii="Simplified Arabic" w:hAnsi="Simplified Arabic" w:cs="Simplified Arabic" w:eastAsia="Simplified Arabic"/>
           <w:b/>
-          <w:bCs/>
           <w:i w:val="0"/>
           <w:sz w:val="28"/>
+          <w:bCs/>
           <w:szCs w:val="28"/>
           <w:rtl/>
         </w:rPr>
@@ -4372,14 +4475,15 @@
       <w:pPr>
         <w:pStyle w:val="Heading3"/>
         <w:bidi/>
+        <w:jc w:val="right"/>
       </w:pPr>
       <w:r>
         <w:rPr>
           <w:rFonts w:ascii="Simplified Arabic" w:hAnsi="Simplified Arabic" w:cs="Simplified Arabic" w:eastAsia="Simplified Arabic"/>
           <w:b/>
-          <w:bCs/>
           <w:i w:val="0"/>
           <w:sz w:val="28"/>
+          <w:bCs/>
           <w:szCs w:val="28"/>
           <w:rtl/>
         </w:rPr>
@@ -4407,14 +4511,15 @@
       <w:pPr>
         <w:pStyle w:val="Heading3"/>
         <w:bidi/>
+        <w:jc w:val="right"/>
       </w:pPr>
       <w:r>
         <w:rPr>
           <w:rFonts w:ascii="Simplified Arabic" w:hAnsi="Simplified Arabic" w:cs="Simplified Arabic" w:eastAsia="Simplified Arabic"/>
           <w:b/>
-          <w:bCs/>
           <w:i w:val="0"/>
           <w:sz w:val="28"/>
+          <w:bCs/>
           <w:szCs w:val="28"/>
           <w:rtl/>
         </w:rPr>
@@ -4442,14 +4547,15 @@
       <w:pPr>
         <w:pStyle w:val="Heading3"/>
         <w:bidi/>
+        <w:jc w:val="right"/>
       </w:pPr>
       <w:r>
         <w:rPr>
           <w:rFonts w:ascii="Simplified Arabic" w:hAnsi="Simplified Arabic" w:cs="Simplified Arabic" w:eastAsia="Simplified Arabic"/>
           <w:b/>
-          <w:bCs/>
           <w:i w:val="0"/>
           <w:sz w:val="28"/>
+          <w:bCs/>
           <w:szCs w:val="28"/>
           <w:rtl/>
         </w:rPr>
@@ -4500,9 +4606,9 @@
         <w:rPr>
           <w:rFonts w:ascii="Simplified Arabic" w:hAnsi="Simplified Arabic" w:cs="Simplified Arabic" w:eastAsia="Simplified Arabic"/>
           <w:b/>
-          <w:bCs/>
           <w:i w:val="0"/>
           <w:sz w:val="24"/>
+          <w:bCs/>
           <w:szCs w:val="24"/>
           <w:rtl/>
         </w:rPr>
@@ -4512,11 +4618,11 @@
     <w:tbl>
       <w:tblPr>
         <w:tblStyle w:val="TableGrid"/>
-        <w:bidiVisual/>
         <w:tblW w:type="auto" w:w="0"/>
         <w:jc w:val="center"/>
         <w:tblLayout w:type="fixed"/>
         <w:tblLook w:firstColumn="1" w:firstRow="1" w:lastColumn="0" w:lastRow="0" w:noHBand="0" w:noVBand="1" w:val="04A0"/>
+        <w:bidiVisual/>
       </w:tblPr>
       <w:tblGrid>
         <w:gridCol w:w="2268"/>
@@ -4534,6 +4640,7 @@
             <w:pPr>
               <w:bidi/>
               <w:spacing w:line="240" w:lineRule="auto" w:after="40"/>
+              <w:jc w:val="right"/>
             </w:pPr>
             <w:r>
               <w:rPr>
@@ -4557,6 +4664,7 @@
             <w:pPr>
               <w:bidi/>
               <w:spacing w:line="240" w:lineRule="auto" w:after="40"/>
+              <w:jc w:val="right"/>
             </w:pPr>
             <w:r>
               <w:rPr>
@@ -4580,6 +4688,7 @@
             <w:pPr>
               <w:bidi/>
               <w:spacing w:line="240" w:lineRule="auto" w:after="40"/>
+              <w:jc w:val="right"/>
             </w:pPr>
             <w:r>
               <w:rPr>
@@ -4603,6 +4712,7 @@
             <w:pPr>
               <w:bidi/>
               <w:spacing w:line="240" w:lineRule="auto" w:after="40"/>
+              <w:jc w:val="right"/>
             </w:pPr>
             <w:r>
               <w:rPr>
@@ -4627,6 +4737,7 @@
             <w:pPr>
               <w:bidi/>
               <w:spacing w:line="240" w:lineRule="auto" w:after="40"/>
+              <w:jc w:val="right"/>
             </w:pPr>
             <w:r>
               <w:rPr>
@@ -4649,6 +4760,7 @@
             <w:pPr>
               <w:bidi/>
               <w:spacing w:line="240" w:lineRule="auto" w:after="40"/>
+              <w:jc w:val="right"/>
             </w:pPr>
             <w:r>
               <w:rPr>
@@ -4671,6 +4783,7 @@
             <w:pPr>
               <w:bidi/>
               <w:spacing w:line="240" w:lineRule="auto" w:after="40"/>
+              <w:jc w:val="right"/>
             </w:pPr>
             <w:r>
               <w:rPr>
@@ -4693,6 +4806,7 @@
             <w:pPr>
               <w:bidi/>
               <w:spacing w:line="240" w:lineRule="auto" w:after="40"/>
+              <w:jc w:val="right"/>
             </w:pPr>
             <w:r>
               <w:rPr>
@@ -4717,6 +4831,7 @@
             <w:pPr>
               <w:bidi/>
               <w:spacing w:line="240" w:lineRule="auto" w:after="40"/>
+              <w:jc w:val="right"/>
             </w:pPr>
             <w:r>
               <w:rPr>
@@ -4739,6 +4854,7 @@
             <w:pPr>
               <w:bidi/>
               <w:spacing w:line="240" w:lineRule="auto" w:after="40"/>
+              <w:jc w:val="right"/>
             </w:pPr>
             <w:r>
               <w:rPr>
@@ -4761,6 +4877,7 @@
             <w:pPr>
               <w:bidi/>
               <w:spacing w:line="240" w:lineRule="auto" w:after="40"/>
+              <w:jc w:val="right"/>
             </w:pPr>
             <w:r>
               <w:rPr>
@@ -4783,6 +4900,7 @@
             <w:pPr>
               <w:bidi/>
               <w:spacing w:line="240" w:lineRule="auto" w:after="40"/>
+              <w:jc w:val="right"/>
             </w:pPr>
             <w:r>
               <w:rPr>
@@ -4807,6 +4925,7 @@
             <w:pPr>
               <w:bidi/>
               <w:spacing w:line="240" w:lineRule="auto" w:after="40"/>
+              <w:jc w:val="right"/>
             </w:pPr>
             <w:r>
               <w:rPr>
@@ -4829,6 +4948,7 @@
             <w:pPr>
               <w:bidi/>
               <w:spacing w:line="240" w:lineRule="auto" w:after="40"/>
+              <w:jc w:val="right"/>
             </w:pPr>
             <w:r>
               <w:rPr>
@@ -4851,6 +4971,7 @@
             <w:pPr>
               <w:bidi/>
               <w:spacing w:line="240" w:lineRule="auto" w:after="40"/>
+              <w:jc w:val="right"/>
             </w:pPr>
             <w:r>
               <w:rPr>
@@ -4873,6 +4994,7 @@
             <w:pPr>
               <w:bidi/>
               <w:spacing w:line="240" w:lineRule="auto" w:after="40"/>
+              <w:jc w:val="right"/>
             </w:pPr>
             <w:r>
               <w:rPr>
@@ -4897,6 +5019,7 @@
             <w:pPr>
               <w:bidi/>
               <w:spacing w:line="240" w:lineRule="auto" w:after="40"/>
+              <w:jc w:val="right"/>
             </w:pPr>
             <w:r>
               <w:rPr>
@@ -4919,6 +5042,7 @@
             <w:pPr>
               <w:bidi/>
               <w:spacing w:line="240" w:lineRule="auto" w:after="40"/>
+              <w:jc w:val="right"/>
             </w:pPr>
             <w:r>
               <w:rPr>
@@ -4941,6 +5065,7 @@
             <w:pPr>
               <w:bidi/>
               <w:spacing w:line="240" w:lineRule="auto" w:after="40"/>
+              <w:jc w:val="right"/>
             </w:pPr>
             <w:r>
               <w:rPr>
@@ -4963,6 +5088,7 @@
             <w:pPr>
               <w:bidi/>
               <w:spacing w:line="240" w:lineRule="auto" w:after="40"/>
+              <w:jc w:val="right"/>
             </w:pPr>
             <w:r>
               <w:rPr>
@@ -4987,6 +5113,7 @@
             <w:pPr>
               <w:bidi/>
               <w:spacing w:line="240" w:lineRule="auto" w:after="40"/>
+              <w:jc w:val="right"/>
             </w:pPr>
             <w:r>
               <w:rPr>
@@ -5009,6 +5136,7 @@
             <w:pPr>
               <w:bidi/>
               <w:spacing w:line="240" w:lineRule="auto" w:after="40"/>
+              <w:jc w:val="right"/>
             </w:pPr>
             <w:r>
               <w:rPr>
@@ -5031,6 +5159,7 @@
             <w:pPr>
               <w:bidi/>
               <w:spacing w:line="240" w:lineRule="auto" w:after="40"/>
+              <w:jc w:val="right"/>
             </w:pPr>
             <w:r>
               <w:rPr>
@@ -5053,6 +5182,7 @@
             <w:pPr>
               <w:bidi/>
               <w:spacing w:line="240" w:lineRule="auto" w:after="40"/>
+              <w:jc w:val="right"/>
             </w:pPr>
             <w:r>
               <w:rPr>
@@ -5080,14 +5210,15 @@
       <w:pPr>
         <w:pStyle w:val="Heading2"/>
         <w:bidi/>
+        <w:jc w:val="right"/>
       </w:pPr>
       <w:r>
         <w:rPr>
           <w:rFonts w:ascii="Simplified Arabic" w:hAnsi="Simplified Arabic" w:cs="Simplified Arabic" w:eastAsia="Simplified Arabic"/>
           <w:b/>
-          <w:bCs/>
           <w:i w:val="0"/>
           <w:sz w:val="32"/>
+          <w:bCs/>
           <w:szCs w:val="32"/>
           <w:rtl/>
         </w:rPr>
@@ -5133,9 +5264,9 @@
         <w:rPr>
           <w:rFonts w:ascii="Simplified Arabic" w:hAnsi="Simplified Arabic" w:cs="Simplified Arabic" w:eastAsia="Simplified Arabic"/>
           <w:b/>
-          <w:bCs/>
           <w:i w:val="0"/>
           <w:sz w:val="28"/>
+          <w:bCs/>
           <w:szCs w:val="28"/>
           <w:rtl/>
         </w:rPr>
@@ -5175,9 +5306,9 @@
         <w:rPr>
           <w:rFonts w:ascii="Simplified Arabic" w:hAnsi="Simplified Arabic" w:cs="Simplified Arabic" w:eastAsia="Simplified Arabic"/>
           <w:b/>
-          <w:bCs/>
           <w:i w:val="0"/>
           <w:sz w:val="28"/>
+          <w:bCs/>
           <w:szCs w:val="28"/>
           <w:rtl/>
         </w:rPr>
@@ -5217,9 +5348,9 @@
         <w:rPr>
           <w:rFonts w:ascii="Simplified Arabic" w:hAnsi="Simplified Arabic" w:cs="Simplified Arabic" w:eastAsia="Simplified Arabic"/>
           <w:b/>
-          <w:bCs/>
           <w:i w:val="0"/>
           <w:sz w:val="28"/>
+          <w:bCs/>
           <w:szCs w:val="28"/>
           <w:rtl/>
         </w:rPr>
@@ -5259,9 +5390,9 @@
         <w:rPr>
           <w:rFonts w:ascii="Simplified Arabic" w:hAnsi="Simplified Arabic" w:cs="Simplified Arabic" w:eastAsia="Simplified Arabic"/>
           <w:b/>
-          <w:bCs/>
           <w:i w:val="0"/>
           <w:sz w:val="28"/>
+          <w:bCs/>
           <w:szCs w:val="28"/>
           <w:rtl/>
         </w:rPr>
@@ -5301,9 +5432,9 @@
         <w:rPr>
           <w:rFonts w:ascii="Simplified Arabic" w:hAnsi="Simplified Arabic" w:cs="Simplified Arabic" w:eastAsia="Simplified Arabic"/>
           <w:b/>
-          <w:bCs/>
           <w:i w:val="0"/>
           <w:sz w:val="28"/>
+          <w:bCs/>
           <w:szCs w:val="28"/>
           <w:rtl/>
         </w:rPr>
@@ -5325,14 +5456,15 @@
       <w:pPr>
         <w:pStyle w:val="Heading2"/>
         <w:bidi/>
+        <w:jc w:val="right"/>
       </w:pPr>
       <w:r>
         <w:rPr>
           <w:rFonts w:ascii="Simplified Arabic" w:hAnsi="Simplified Arabic" w:cs="Simplified Arabic" w:eastAsia="Simplified Arabic"/>
           <w:b/>
-          <w:bCs/>
           <w:i w:val="0"/>
           <w:sz w:val="32"/>
+          <w:bCs/>
           <w:szCs w:val="32"/>
           <w:rtl/>
         </w:rPr>
@@ -5362,10 +5494,12 @@
           <w:footerReference w:type="default" r:id="rId12"/>
           <w:pgSz w:w="11906" w:h="16838"/>
           <w:pgMar w:top="1417" w:right="1701" w:bottom="1417" w:left="1134" w:header="720" w:footer="720" w:gutter="0"/>
+          <w:cols w:space="720"/>
+          <w:docGrid w:linePitch="360"/>
+          <w:bidi/>
+          <w:bidi/>
           <w:pgNumType w:fmt="decimal"/>
-          <w:cols w:space="720"/>
           <w:bidi/>
-          <w:docGrid w:linePitch="360"/>
         </w:sectPr>
       </w:pPr>
     </w:p>
@@ -5373,14 +5507,15 @@
       <w:pPr>
         <w:pStyle w:val="Heading1"/>
         <w:bidi/>
+        <w:jc w:val="right"/>
       </w:pPr>
       <w:r>
         <w:rPr>
           <w:rFonts w:ascii="Simplified Arabic" w:hAnsi="Simplified Arabic" w:cs="Simplified Arabic" w:eastAsia="Simplified Arabic"/>
           <w:b/>
-          <w:bCs/>
           <w:i w:val="0"/>
           <w:sz w:val="40"/>
+          <w:bCs/>
           <w:szCs w:val="40"/>
           <w:rtl/>
         </w:rPr>
@@ -5967,10 +6102,13 @@
       <w:footerReference w:type="default" r:id="rId13"/>
       <w:pgSz w:w="11906" w:h="16838"/>
       <w:pgMar w:top="1417" w:right="1701" w:bottom="1417" w:left="1134" w:header="720" w:footer="720" w:gutter="0"/>
+      <w:cols w:space="720"/>
+      <w:docGrid w:linePitch="360"/>
+      <w:bidi/>
+      <w:bidi/>
+      <w:bidi/>
       <w:pgNumType/>
-      <w:cols w:space="720"/>
       <w:bidi/>
-      <w:docGrid w:linePitch="360"/>
     </w:sectPr>
   </w:body>
 </w:document>
@@ -6119,16 +6257,6 @@
     </w:r>
   </w:p>
 </w:ftr>
-</file>
-
-<file path=word/header1.xml><?xml version="1.0" encoding="utf-8"?>
-<w:hdr xmlns:m="http://schemas.openxmlformats.org/officeDocument/2006/math" xmlns:mc="http://schemas.openxmlformats.org/markup-compatibility/2006" xmlns:mo="http://schemas.microsoft.com/office/mac/office/2008/main" xmlns:mv="urn:schemas-microsoft-com:mac:vml" xmlns:o="urn:schemas-microsoft-com:office:office" xmlns:r="http://schemas.openxmlformats.org/officeDocument/2006/relationships" xmlns:v="urn:schemas-microsoft-com:vml" xmlns:w10="urn:schemas-microsoft-com:office:word" xmlns:w14="http://schemas.microsoft.com/office/word/2010/wordml" xmlns:w="http://schemas.openxmlformats.org/wordprocessingml/2006/main" xmlns:wne="http://schemas.microsoft.com/office/word/2006/wordml" xmlns:wp14="http://schemas.microsoft.com/office/word/2010/wordprocessingDrawing" xmlns:wp="http://schemas.openxmlformats.org/drawingml/2006/wordprocessingDrawing" xmlns:wpc="http://schemas.microsoft.com/office/word/2010/wordprocessingCanvas" xmlns:wpg="http://schemas.microsoft.com/office/word/2010/wordprocessingGroup" xmlns:wpi="http://schemas.microsoft.com/office/word/2010/wordprocessingInk" xmlns:wps="http://schemas.microsoft.com/office/word/2010/wordprocessingShape" mc:Ignorable="w14 wp14">
-  <w:p>
-    <w:pPr>
-      <w:pStyle w:val="Header"/>
-    </w:pPr>
-  </w:p>
-</w:hdr>
 </file>
 
 <file path=word/numbering.xml><?xml version="1.0" encoding="utf-8"?>
@@ -6562,11 +6690,14 @@
       <w:outlineLvl w:val="0"/>
     </w:pPr>
     <w:rPr>
-      <w:rFonts w:ascii="Simplified Arabic" w:hAnsi="Simplified Arabic" w:cs="Simplified Arabic" w:eastAsia="Simplified Arabic"/>
+      <w:rFonts w:asciiTheme="majorHAnsi" w:eastAsiaTheme="majorEastAsia" w:hAnsiTheme="majorHAnsi" w:cstheme="majorBidi" w:ascii="Simplified Arabic" w:hAnsi="Simplified Arabic"/>
       <w:b/>
       <w:bCs/>
       <w:color w:val="000000"/>
       <w:sz w:val="40"/>
+      <w:szCs w:val="28"/>
+      <w:rFonts w:ascii="Simplified Arabic" w:hAnsi="Simplified Arabic" w:cs="Simplified Arabic" w:eastAsia="Simplified Arabic"/>
+      <w:bCs/>
       <w:szCs w:val="40"/>
     </w:rPr>
   </w:style>
@@ -6586,11 +6717,14 @@
       <w:outlineLvl w:val="1"/>
     </w:pPr>
     <w:rPr>
-      <w:rFonts w:ascii="Simplified Arabic" w:hAnsi="Simplified Arabic" w:cs="Simplified Arabic" w:eastAsia="Simplified Arabic"/>
+      <w:rFonts w:asciiTheme="majorHAnsi" w:eastAsiaTheme="majorEastAsia" w:hAnsiTheme="majorHAnsi" w:cstheme="majorBidi" w:ascii="Simplified Arabic" w:hAnsi="Simplified Arabic"/>
       <w:b/>
       <w:bCs/>
       <w:color w:val="000000"/>
       <w:sz w:val="32"/>
+      <w:szCs w:val="26"/>
+      <w:rFonts w:ascii="Simplified Arabic" w:hAnsi="Simplified Arabic" w:cs="Simplified Arabic" w:eastAsia="Simplified Arabic"/>
+      <w:bCs/>
       <w:szCs w:val="32"/>
     </w:rPr>
   </w:style>
@@ -6610,11 +6744,13 @@
       <w:outlineLvl w:val="2"/>
     </w:pPr>
     <w:rPr>
-      <w:rFonts w:ascii="Simplified Arabic" w:hAnsi="Simplified Arabic" w:cs="Simplified Arabic" w:eastAsia="Simplified Arabic"/>
+      <w:rFonts w:asciiTheme="majorHAnsi" w:eastAsiaTheme="majorEastAsia" w:hAnsiTheme="majorHAnsi" w:cstheme="majorBidi" w:ascii="Simplified Arabic" w:hAnsi="Simplified Arabic"/>
       <w:b/>
       <w:bCs/>
       <w:color w:val="000000"/>
       <w:sz w:val="28"/>
+      <w:rFonts w:ascii="Simplified Arabic" w:hAnsi="Simplified Arabic" w:cs="Simplified Arabic" w:eastAsia="Simplified Arabic"/>
+      <w:bCs/>
       <w:szCs w:val="28"/>
     </w:rPr>
   </w:style>
